--- a/docs/annotated-Doc Produto Software.docx-1.docx
+++ b/docs/annotated-Doc Produto Software.docx-1.docx
@@ -1018,13 +1018,7 @@
         <w:jc w:val="both"/>
       </w:pPr>
       <w:r>
-        <w:t>Esse projeto propõe a criação de um sistema para tornar a experiência em sala de aula mais dinâmica e motivar os alunos. Através da gamificação, os alunos ganharão pontos por participação, bom comportamento e realização de tarefas, incentivando o aprendiza</w:t>
-      </w:r>
-      <w:r>
-        <w:t>do de forma competitiva e amigável. Além disso, o sistema permitirá que professores registrem as notas das avaliações e gerem relatórios combinando o desempenho acadêmico com a pontuação da gamificação. Isso proporcionará um acompanhamento mais completo da</w:t>
-      </w:r>
-      <w:r>
-        <w:t xml:space="preserve"> evolução dos alunos.</w:t>
+        <w:t>Esse projeto propõe a criação de um sistema para tornar a experiência em sala de aula mais dinâmica e motivar os alunos. Através da gamificação, os alunos ganharão pontos por participação, bom comportamento e realização de tarefas, incentivando o aprendizado de forma competitiva e amigável. Além disso, o sistema permitirá que professores registrem as notas das avaliações e gerem relatórios combinando o desempenho acadêmico com a pontuação da gamificação. Isso proporcionará um acompanhamento mais completo da evolução dos alunos.</w:t>
       </w:r>
     </w:p>
     <w:p>
@@ -1124,10 +1118,7 @@
         <w:t xml:space="preserve"> </w:t>
       </w:r>
       <w:r>
-        <w:t>participar nas aulas e cumprir as tarefas dentro dos prazos. E na maioria das escolas a avaliaç</w:t>
-      </w:r>
-      <w:r>
-        <w:t>ão se baseia apenas em notas das atividades e provas, sem considerar outros aspectos positivos do comportamento dos estudantes.</w:t>
+        <w:t>participar nas aulas e cumprir as tarefas dentro dos prazos. E na maioria das escolas a avaliação se baseia apenas em notas das atividades e provas, sem considerar outros aspectos positivos do comportamento dos estudantes.</w:t>
       </w:r>
     </w:p>
     <w:p>
@@ -1137,10 +1128,7 @@
         <w:jc w:val="both"/>
       </w:pPr>
       <w:r>
-        <w:t>O objetivo do sistema é gamificar a rotina escolar, incentivando os alunos a participarem mais das atividades por meio de um sis</w:t>
-      </w:r>
-      <w:r>
-        <w:t>tema de pontos e recompensas. O sistema também permitirá o registro e acompanhamento das notas,</w:t>
+        <w:t>O objetivo do sistema é gamificar a rotina escolar, incentivando os alunos a participarem mais das atividades por meio de um sistema de pontos e recompensas. O sistema também permitirá o registro e acompanhamento das notas,</w:t>
       </w:r>
       <w:r>
         <w:rPr>
@@ -1473,10 +1461,7 @@
         <w:t xml:space="preserve"> </w:t>
       </w:r>
       <w:r>
-        <w:t>e médi</w:t>
-      </w:r>
-      <w:r>
-        <w:t>o. Já os stakeholders, serão os professores, alunos, coordenação escolar/direção e até os responsáveis pelos alunos.</w:t>
+        <w:t>e médio. Já os stakeholders, serão os professores, alunos, coordenação escolar/direção e até os responsáveis pelos alunos.</w:t>
       </w:r>
     </w:p>
     <w:p>
@@ -2221,14 +2206,7 @@
           <w:spacing w:val="-2"/>
           <w:sz w:val="24"/>
         </w:rPr>
-        <w:t xml:space="preserve"> responsáv</w:t>
-      </w:r>
-      <w:r>
-        <w:rPr>
-          <w:spacing w:val="-2"/>
-          <w:sz w:val="24"/>
-        </w:rPr>
-        <w:t>eis</w:t>
+        <w:t xml:space="preserve"> responsáveis</w:t>
       </w:r>
     </w:p>
     <w:p>
@@ -2800,13 +2778,7 @@
         <w:rPr>
           <w:sz w:val="24"/>
         </w:rPr>
-        <w:t>linguagens de programaçã</w:t>
-      </w:r>
-      <w:r>
-        <w:rPr>
-          <w:sz w:val="24"/>
-        </w:rPr>
-        <w:t>o</w:t>
+        <w:t>linguagens de programação</w:t>
       </w:r>
     </w:p>
     <w:p>
@@ -4919,8 +4891,6 @@
         </w:rPr>
         <w:t>: Trello.</w:t>
       </w:r>
-      <w:bookmarkStart w:id="4" w:name="_GoBack"/>
-      <w:bookmarkEnd w:id="4"/>
       <w:r>
         <w:rPr>
           <w:sz w:val="24"/>
@@ -4961,16 +4931,15 @@
           <w:tab w:val="left" w:pos="356"/>
         </w:tabs>
         <w:spacing w:before="276"/>
-        <w:ind w:hanging="355"/>
-        <w:rPr>
-          <w:lang w:val="pt-BR"/>
-        </w:rPr>
-      </w:pPr>
-      <w:bookmarkStart w:id="5" w:name="_bookmark4"/>
-      <w:bookmarkEnd w:id="5"/>
-      <w:r>
-        <w:rPr>
-          <w:lang w:val="pt-BR"/>
+        <w:rPr>
+          <w:lang w:val="en-US"/>
+        </w:rPr>
+      </w:pPr>
+      <w:bookmarkStart w:id="4" w:name="_bookmark4"/>
+      <w:bookmarkEnd w:id="4"/>
+      <w:r>
+        <w:rPr>
+          <w:lang w:val="en-US"/>
         </w:rPr>
         <w:lastRenderedPageBreak/>
         <w:t>Planejamento</w:t>
@@ -4978,81 +4947,129 @@
       <w:r>
         <w:rPr>
           <w:spacing w:val="-2"/>
-          <w:lang w:val="pt-BR"/>
-        </w:rPr>
-        <w:t xml:space="preserve"> </w:t>
-      </w:r>
-      <w:r>
-        <w:rPr>
-          <w:lang w:val="pt-BR"/>
+          <w:lang w:val="en-US"/>
+        </w:rPr>
+        <w:t xml:space="preserve"> </w:t>
+      </w:r>
+      <w:r>
+        <w:rPr>
+          <w:lang w:val="en-US"/>
         </w:rPr>
         <w:t>da</w:t>
+      </w:r>
+      <w:r>
+        <w:rPr>
+          <w:spacing w:val="-2"/>
+          <w:lang w:val="en-US"/>
+        </w:rPr>
+        <w:t xml:space="preserve"> </w:t>
+      </w:r>
+      <w:r>
+        <w:rPr>
+          <w:lang w:val="en-US"/>
+        </w:rPr>
+        <w:t>Sprint</w:t>
+      </w:r>
+      <w:r>
+        <w:rPr>
+          <w:spacing w:val="-2"/>
+          <w:lang w:val="en-US"/>
+        </w:rPr>
+        <w:t xml:space="preserve"> </w:t>
+      </w:r>
+      <w:r>
+        <w:rPr>
+          <w:lang w:val="en-US"/>
+        </w:rPr>
+        <w:t>1</w:t>
+      </w:r>
+      <w:r>
+        <w:rPr>
+          <w:spacing w:val="-2"/>
+          <w:lang w:val="en-US"/>
+        </w:rPr>
+        <w:t xml:space="preserve"> </w:t>
+      </w:r>
+      <w:r>
+        <w:rPr>
+          <w:lang w:val="en-US"/>
+        </w:rPr>
+        <w:t>–</w:t>
+      </w:r>
+      <w:r>
+        <w:rPr>
+          <w:spacing w:val="-2"/>
+          <w:lang w:val="en-US"/>
+        </w:rPr>
+        <w:t xml:space="preserve"> </w:t>
+      </w:r>
+      <w:r>
+        <w:rPr>
+          <w:lang w:val="en-US"/>
+        </w:rPr>
+        <w:t>Sprint</w:t>
+      </w:r>
+      <w:r>
+        <w:rPr>
+          <w:spacing w:val="-1"/>
+          <w:lang w:val="en-US"/>
+        </w:rPr>
+        <w:t xml:space="preserve"> </w:t>
+      </w:r>
+      <w:r>
+        <w:rPr>
+          <w:spacing w:val="-2"/>
+          <w:lang w:val="en-US"/>
+        </w:rPr>
+        <w:t>Backlog</w:t>
+      </w:r>
+      <w:r>
+        <w:rPr>
+          <w:spacing w:val="-2"/>
+          <w:lang w:val="en-US"/>
+        </w:rPr>
+        <w:t xml:space="preserve"> </w:t>
       </w:r>
       <w:r>
         <w:rPr>
           <w:spacing w:val="-2"/>
           <w:lang w:val="pt-BR"/>
         </w:rPr>
-        <w:t xml:space="preserve"> </w:t>
-      </w:r>
-      <w:r>
-        <w:rPr>
-          <w:lang w:val="pt-BR"/>
-        </w:rPr>
-        <w:t>Sprint</w:t>
-      </w:r>
-      <w:r>
-        <w:rPr>
-          <w:spacing w:val="-2"/>
-          <w:lang w:val="pt-BR"/>
-        </w:rPr>
-        <w:t xml:space="preserve"> </w:t>
-      </w:r>
-      <w:r>
-        <w:rPr>
-          <w:lang w:val="pt-BR"/>
-        </w:rPr>
-        <w:t>1</w:t>
-      </w:r>
-      <w:r>
-        <w:rPr>
-          <w:spacing w:val="-2"/>
-          <w:lang w:val="pt-BR"/>
-        </w:rPr>
-        <w:t xml:space="preserve"> </w:t>
-      </w:r>
-      <w:r>
-        <w:rPr>
-          <w:lang w:val="pt-BR"/>
-        </w:rPr>
-        <w:t>–</w:t>
-      </w:r>
-      <w:r>
-        <w:rPr>
-          <w:spacing w:val="-2"/>
-          <w:lang w:val="pt-BR"/>
-        </w:rPr>
-        <w:t xml:space="preserve"> </w:t>
-      </w:r>
-      <w:r>
-        <w:rPr>
-          <w:lang w:val="pt-BR"/>
-        </w:rPr>
-        <w:t>Sprint</w:t>
-      </w:r>
-      <w:r>
-        <w:rPr>
-          <w:spacing w:val="-1"/>
-          <w:lang w:val="pt-BR"/>
-        </w:rPr>
-        <w:t xml:space="preserve"> </w:t>
-      </w:r>
-      <w:r>
-        <w:rPr>
-          <w:spacing w:val="-2"/>
-          <w:lang w:val="pt-BR"/>
-        </w:rPr>
-        <w:t>Backlog</w:t>
+        <w:drawing>
+          <wp:inline distT="0" distB="0" distL="0" distR="0" wp14:anchorId="1D6CD231" wp14:editId="382DA5D7">
+            <wp:extent cx="5487035" cy="2722245"/>
+            <wp:effectExtent l="0" t="0" r="0" b="1905"/>
+            <wp:docPr id="9" name="Imagem 9"/>
+            <wp:cNvGraphicFramePr>
+              <a:graphicFrameLocks xmlns:a="http://schemas.openxmlformats.org/drawingml/2006/main" noChangeAspect="1"/>
+            </wp:cNvGraphicFramePr>
+            <a:graphic xmlns:a="http://schemas.openxmlformats.org/drawingml/2006/main">
+              <a:graphicData uri="http://schemas.openxmlformats.org/drawingml/2006/picture">
+                <pic:pic xmlns:pic="http://schemas.openxmlformats.org/drawingml/2006/picture">
+                  <pic:nvPicPr>
+                    <pic:cNvPr id="1" name=""/>
+                    <pic:cNvPicPr/>
+                  </pic:nvPicPr>
+                  <pic:blipFill>
+                    <a:blip r:embed="rId9"/>
+                    <a:stretch>
+                      <a:fillRect/>
+                    </a:stretch>
+                  </pic:blipFill>
+                  <pic:spPr>
+                    <a:xfrm>
+                      <a:off x="0" y="0"/>
+                      <a:ext cx="5487035" cy="2722245"/>
+                    </a:xfrm>
+                    <a:prstGeom prst="rect">
+                      <a:avLst/>
+                    </a:prstGeom>
+                  </pic:spPr>
+                </pic:pic>
+              </a:graphicData>
+            </a:graphic>
+          </wp:inline>
+        </w:drawing>
       </w:r>
     </w:p>
     <w:p>
@@ -5075,60 +5092,7 @@
         <w:rPr>
           <w:sz w:val="24"/>
         </w:rPr>
-        <w:t>Estratégia</w:t>
-      </w:r>
-      <w:r>
-        <w:rPr>
-          <w:spacing w:val="-6"/>
-          <w:sz w:val="24"/>
-        </w:rPr>
-        <w:t xml:space="preserve"> </w:t>
-      </w:r>
-      <w:r>
-        <w:rPr>
-          <w:sz w:val="24"/>
-        </w:rPr>
-        <w:t>de</w:t>
-      </w:r>
-      <w:r>
-        <w:rPr>
-          <w:spacing w:val="-6"/>
-          <w:sz w:val="24"/>
-        </w:rPr>
-        <w:t xml:space="preserve"> </w:t>
-      </w:r>
-      <w:r>
-        <w:rPr>
-          <w:sz w:val="24"/>
-        </w:rPr>
-        <w:t>desenvolvimento</w:t>
-      </w:r>
-      <w:r>
-        <w:rPr>
-          <w:spacing w:val="-6"/>
-          <w:sz w:val="24"/>
-        </w:rPr>
-        <w:t xml:space="preserve"> </w:t>
-      </w:r>
-      <w:r>
-        <w:rPr>
-          <w:sz w:val="24"/>
-        </w:rPr>
-        <w:t>da</w:t>
-      </w:r>
-      <w:r>
-        <w:rPr>
-          <w:spacing w:val="-5"/>
-          <w:sz w:val="24"/>
-        </w:rPr>
-        <w:t xml:space="preserve"> </w:t>
-      </w:r>
-      <w:r>
-        <w:rPr>
-          <w:spacing w:val="-2"/>
-          <w:sz w:val="24"/>
-        </w:rPr>
-        <w:t>Sprint.</w:t>
+        <w:t xml:space="preserve">Focar nos requisitos de alta prioridade, dividir as tarefas em setores (Back-end e Front-end). </w:t>
       </w:r>
     </w:p>
     <w:p>
@@ -5141,7 +5105,7 @@
         <w:tabs>
           <w:tab w:val="left" w:pos="720"/>
         </w:tabs>
-        <w:spacing w:line="292" w:lineRule="exact"/>
+        <w:spacing w:before="80" w:line="293" w:lineRule="exact"/>
         <w:ind w:left="720" w:hanging="359"/>
         <w:rPr>
           <w:sz w:val="24"/>
@@ -5151,73 +5115,7 @@
         <w:rPr>
           <w:sz w:val="24"/>
         </w:rPr>
-        <w:t>Regras</w:t>
-      </w:r>
-      <w:r>
-        <w:rPr>
-          <w:spacing w:val="-4"/>
-          <w:sz w:val="24"/>
-        </w:rPr>
-        <w:t xml:space="preserve"> </w:t>
-      </w:r>
-      <w:r>
-        <w:rPr>
-          <w:sz w:val="24"/>
-        </w:rPr>
-        <w:t>de</w:t>
-      </w:r>
-      <w:r>
-        <w:rPr>
-          <w:spacing w:val="-4"/>
-          <w:sz w:val="24"/>
-        </w:rPr>
-        <w:t xml:space="preserve"> </w:t>
-      </w:r>
-      <w:r>
-        <w:rPr>
-          <w:sz w:val="24"/>
-        </w:rPr>
-        <w:t>negócio</w:t>
-      </w:r>
-      <w:r>
-        <w:rPr>
-          <w:spacing w:val="-4"/>
-          <w:sz w:val="24"/>
-        </w:rPr>
-        <w:t xml:space="preserve"> </w:t>
-      </w:r>
-      <w:r>
-        <w:rPr>
-          <w:sz w:val="24"/>
-        </w:rPr>
-        <w:t>e</w:t>
-      </w:r>
-      <w:r>
-        <w:rPr>
-          <w:spacing w:val="-4"/>
-          <w:sz w:val="24"/>
-        </w:rPr>
-        <w:t xml:space="preserve"> </w:t>
-      </w:r>
-      <w:r>
-        <w:rPr>
-          <w:sz w:val="24"/>
-        </w:rPr>
-        <w:t>arquitetura</w:t>
-      </w:r>
-      <w:r>
-        <w:rPr>
-          <w:spacing w:val="-4"/>
-          <w:sz w:val="24"/>
-        </w:rPr>
-        <w:t xml:space="preserve"> </w:t>
-      </w:r>
-      <w:r>
-        <w:rPr>
-          <w:spacing w:val="-2"/>
-          <w:sz w:val="24"/>
-        </w:rPr>
-        <w:t>proposta.</w:t>
+        <w:t>Regras de negocio: Autenticar o usuario via e-mail corporativo, pontuação dinâmica com base no desempenho do aluno.</w:t>
       </w:r>
     </w:p>
     <w:p>
@@ -5230,7 +5128,7 @@
         <w:tabs>
           <w:tab w:val="left" w:pos="720"/>
         </w:tabs>
-        <w:spacing w:line="292" w:lineRule="exact"/>
+        <w:spacing w:before="80" w:line="293" w:lineRule="exact"/>
         <w:ind w:left="720" w:hanging="359"/>
         <w:rPr>
           <w:sz w:val="24"/>
@@ -5240,212 +5138,160 @@
         <w:rPr>
           <w:sz w:val="24"/>
         </w:rPr>
-        <w:t>Solução</w:t>
-      </w:r>
-      <w:r>
-        <w:rPr>
-          <w:spacing w:val="-5"/>
-          <w:sz w:val="24"/>
-        </w:rPr>
-        <w:t xml:space="preserve"> </w:t>
-      </w:r>
-      <w:r>
-        <w:rPr>
-          <w:sz w:val="24"/>
-        </w:rPr>
-        <w:t>técnica</w:t>
-      </w:r>
-      <w:r>
-        <w:rPr>
-          <w:spacing w:val="-5"/>
-          <w:sz w:val="24"/>
-        </w:rPr>
-        <w:t xml:space="preserve"> </w:t>
-      </w:r>
-      <w:r>
-        <w:rPr>
-          <w:spacing w:val="-2"/>
-          <w:sz w:val="24"/>
-        </w:rPr>
-        <w:t>adotada.</w:t>
+        <w:t xml:space="preserve">A API será feita em GO, enquanto o front-end será usado o </w:t>
+      </w:r>
+      <w:r>
+        <w:rPr>
+          <w:sz w:val="24"/>
+        </w:rPr>
+        <w:t>HTML, CSS e JavaScript React. Para banco de dados: MySQL. Organização da equipe e gerenciamento de cartões de tarefa, será utilizado  o Trello. Por fim, para ciração de telas, será utilizado o Figma</w:t>
       </w:r>
     </w:p>
     <w:p>
       <w:pPr>
-        <w:pStyle w:val="PargrafodaLista"/>
-        <w:numPr>
-          <w:ilvl w:val="0"/>
-          <w:numId w:val="9"/>
-        </w:numPr>
         <w:tabs>
           <w:tab w:val="left" w:pos="720"/>
         </w:tabs>
-        <w:spacing w:line="292" w:lineRule="exact"/>
-        <w:ind w:left="720" w:hanging="359"/>
-        <w:rPr>
-          <w:sz w:val="24"/>
-        </w:rPr>
-      </w:pPr>
-      <w:r>
-        <w:rPr>
-          <w:sz w:val="24"/>
-        </w:rPr>
-        <w:t>Quadro</w:t>
-      </w:r>
-      <w:r>
-        <w:rPr>
-          <w:spacing w:val="-4"/>
-          <w:sz w:val="24"/>
-        </w:rPr>
-        <w:t xml:space="preserve"> </w:t>
-      </w:r>
-      <w:r>
-        <w:rPr>
-          <w:sz w:val="24"/>
-        </w:rPr>
-        <w:t>de</w:t>
-      </w:r>
-      <w:r>
-        <w:rPr>
-          <w:spacing w:val="-3"/>
-          <w:sz w:val="24"/>
-        </w:rPr>
-        <w:t xml:space="preserve"> </w:t>
-      </w:r>
-      <w:r>
-        <w:rPr>
-          <w:sz w:val="24"/>
-        </w:rPr>
-        <w:t>tarefas</w:t>
-      </w:r>
-      <w:r>
-        <w:rPr>
-          <w:spacing w:val="-4"/>
-          <w:sz w:val="24"/>
-        </w:rPr>
-        <w:t xml:space="preserve"> </w:t>
-      </w:r>
-      <w:r>
-        <w:rPr>
-          <w:spacing w:val="-2"/>
-          <w:sz w:val="24"/>
-        </w:rPr>
-        <w:t>detalhado.</w:t>
-      </w:r>
+        <w:spacing w:before="80" w:line="293" w:lineRule="exact"/>
+        <w:rPr>
+          <w:sz w:val="24"/>
+        </w:rPr>
+      </w:pPr>
     </w:p>
     <w:p>
       <w:pPr>
+        <w:pStyle w:val="Ttulo1"/>
+        <w:numPr>
+          <w:ilvl w:val="1"/>
+          <w:numId w:val="11"/>
+        </w:numPr>
+        <w:tabs>
+          <w:tab w:val="left" w:pos="983"/>
+        </w:tabs>
+        <w:spacing w:before="158"/>
+      </w:pPr>
+      <w:bookmarkStart w:id="5" w:name="_bookmark5"/>
+      <w:bookmarkEnd w:id="5"/>
+      <w:r>
+        <w:t>Implementação</w:t>
+      </w:r>
+      <w:r>
+        <w:rPr>
+          <w:spacing w:val="-3"/>
+        </w:rPr>
+        <w:t xml:space="preserve"> </w:t>
+      </w:r>
+      <w:r>
+        <w:t>e</w:t>
+      </w:r>
+      <w:r>
+        <w:rPr>
+          <w:spacing w:val="-4"/>
+        </w:rPr>
+        <w:t xml:space="preserve"> </w:t>
+      </w:r>
+      <w:r>
+        <w:t>Testes</w:t>
+      </w:r>
+      <w:r>
+        <w:rPr>
+          <w:spacing w:val="-3"/>
+        </w:rPr>
+        <w:t xml:space="preserve"> </w:t>
+      </w:r>
+      <w:r>
+        <w:t>–</w:t>
+      </w:r>
+      <w:r>
+        <w:rPr>
+          <w:spacing w:val="-3"/>
+        </w:rPr>
+        <w:t xml:space="preserve"> </w:t>
+      </w:r>
+      <w:r>
+        <w:t>Sprint</w:t>
+      </w:r>
+      <w:r>
+        <w:rPr>
+          <w:spacing w:val="-3"/>
+        </w:rPr>
+        <w:t xml:space="preserve"> </w:t>
+      </w:r>
+      <w:r>
+        <w:rPr>
+          <w:spacing w:val="-10"/>
+        </w:rPr>
+        <w:t>1</w:t>
+      </w:r>
+      <w:r>
+        <w:rPr>
+          <w:noProof/>
+          <w:lang w:val="pt-BR" w:eastAsia="pt-BR"/>
+        </w:rPr>
+        <w:t xml:space="preserve"> </w:t>
+      </w:r>
+      <w:r>
+        <w:rPr>
+          <w:spacing w:val="-10"/>
+        </w:rPr>
+        <w:lastRenderedPageBreak/>
+        <w:drawing>
+          <wp:inline distT="0" distB="0" distL="0" distR="0" wp14:anchorId="4B566D35" wp14:editId="73679F09">
+            <wp:extent cx="5487035" cy="3006725"/>
+            <wp:effectExtent l="0" t="0" r="0" b="3175"/>
+            <wp:docPr id="10" name="Imagem 10"/>
+            <wp:cNvGraphicFramePr>
+              <a:graphicFrameLocks xmlns:a="http://schemas.openxmlformats.org/drawingml/2006/main" noChangeAspect="1"/>
+            </wp:cNvGraphicFramePr>
+            <a:graphic xmlns:a="http://schemas.openxmlformats.org/drawingml/2006/main">
+              <a:graphicData uri="http://schemas.openxmlformats.org/drawingml/2006/picture">
+                <pic:pic xmlns:pic="http://schemas.openxmlformats.org/drawingml/2006/picture">
+                  <pic:nvPicPr>
+                    <pic:cNvPr id="1" name=""/>
+                    <pic:cNvPicPr/>
+                  </pic:nvPicPr>
+                  <pic:blipFill>
+                    <a:blip r:embed="rId10"/>
+                    <a:stretch>
+                      <a:fillRect/>
+                    </a:stretch>
+                  </pic:blipFill>
+                  <pic:spPr>
+                    <a:xfrm>
+                      <a:off x="0" y="0"/>
+                      <a:ext cx="5487035" cy="3006725"/>
+                    </a:xfrm>
+                    <a:prstGeom prst="rect">
+                      <a:avLst/>
+                    </a:prstGeom>
+                  </pic:spPr>
+                </pic:pic>
+              </a:graphicData>
+            </a:graphic>
+          </wp:inline>
+        </w:drawing>
+      </w:r>
+    </w:p>
+    <w:p>
+      <w:pPr>
         <w:pStyle w:val="PargrafodaLista"/>
         <w:numPr>
-          <w:ilvl w:val="0"/>
-          <w:numId w:val="9"/>
+          <w:ilvl w:val="2"/>
+          <w:numId w:val="11"/>
         </w:numPr>
         <w:tabs>
-          <w:tab w:val="left" w:pos="720"/>
+          <w:tab w:val="left" w:pos="1080"/>
         </w:tabs>
-        <w:spacing w:line="293" w:lineRule="exact"/>
-        <w:ind w:left="720" w:hanging="359"/>
-        <w:rPr>
-          <w:sz w:val="24"/>
-        </w:rPr>
-      </w:pPr>
-      <w:r>
-        <w:rPr>
-          <w:sz w:val="24"/>
-        </w:rPr>
-        <w:t>Ferramenta</w:t>
-      </w:r>
-      <w:r>
-        <w:rPr>
-          <w:spacing w:val="-6"/>
-          <w:sz w:val="24"/>
-        </w:rPr>
-        <w:t xml:space="preserve"> </w:t>
-      </w:r>
-      <w:r>
-        <w:rPr>
-          <w:sz w:val="24"/>
-        </w:rPr>
-        <w:t>utilizada</w:t>
-      </w:r>
-      <w:r>
-        <w:rPr>
-          <w:spacing w:val="-5"/>
-          <w:sz w:val="24"/>
-        </w:rPr>
-        <w:t xml:space="preserve"> </w:t>
-      </w:r>
-      <w:r>
-        <w:rPr>
-          <w:sz w:val="24"/>
-        </w:rPr>
-        <w:t>para</w:t>
-      </w:r>
-      <w:r>
-        <w:rPr>
-          <w:spacing w:val="-5"/>
-          <w:sz w:val="24"/>
-        </w:rPr>
-        <w:t xml:space="preserve"> </w:t>
-      </w:r>
-      <w:r>
-        <w:rPr>
-          <w:sz w:val="24"/>
-        </w:rPr>
-        <w:t>gerenciamento</w:t>
-      </w:r>
-      <w:r>
-        <w:rPr>
-          <w:spacing w:val="-5"/>
-          <w:sz w:val="24"/>
-        </w:rPr>
-        <w:t xml:space="preserve"> </w:t>
-      </w:r>
-      <w:r>
-        <w:rPr>
-          <w:sz w:val="24"/>
-        </w:rPr>
-        <w:t>(Azure,</w:t>
-      </w:r>
-      <w:r>
-        <w:rPr>
-          <w:spacing w:val="-5"/>
-          <w:sz w:val="24"/>
-        </w:rPr>
-        <w:t xml:space="preserve"> </w:t>
-      </w:r>
-      <w:r>
-        <w:rPr>
-          <w:sz w:val="24"/>
-        </w:rPr>
-        <w:t>Trello,</w:t>
-      </w:r>
-      <w:r>
-        <w:rPr>
-          <w:spacing w:val="-5"/>
-          <w:sz w:val="24"/>
-        </w:rPr>
-        <w:t xml:space="preserve"> </w:t>
-      </w:r>
-      <w:r>
-        <w:rPr>
-          <w:sz w:val="24"/>
-        </w:rPr>
-        <w:t>Jira,</w:t>
-      </w:r>
-      <w:r>
-        <w:rPr>
-          <w:spacing w:val="-5"/>
-          <w:sz w:val="24"/>
-        </w:rPr>
-        <w:t xml:space="preserve"> </w:t>
-      </w:r>
-      <w:r>
-        <w:rPr>
-          <w:spacing w:val="-2"/>
-          <w:sz w:val="24"/>
-        </w:rPr>
-        <w:t>etc.).</w:t>
+        <w:spacing w:before="80" w:line="293" w:lineRule="exact"/>
+        <w:rPr>
+          <w:sz w:val="24"/>
+        </w:rPr>
+      </w:pPr>
+      <w:r>
+        <w:rPr>
+          <w:sz w:val="24"/>
+        </w:rPr>
+        <w:t>https://github.com/gugsgod/PII-3semestre</w:t>
       </w:r>
     </w:p>
     <w:p>
@@ -5461,41 +5307,23 @@
         <w:spacing w:before="158"/>
         <w:ind w:hanging="622"/>
       </w:pPr>
-      <w:bookmarkStart w:id="6" w:name="_bookmark5"/>
+      <w:bookmarkStart w:id="6" w:name="_bookmark6"/>
       <w:bookmarkEnd w:id="6"/>
       <w:r>
-        <w:t>Implementação</w:t>
-      </w:r>
-      <w:r>
-        <w:rPr>
-          <w:spacing w:val="-3"/>
-        </w:rPr>
-        <w:t xml:space="preserve"> </w:t>
-      </w:r>
-      <w:r>
-        <w:t>e</w:t>
-      </w:r>
-      <w:r>
-        <w:rPr>
-          <w:spacing w:val="-4"/>
-        </w:rPr>
-        <w:t xml:space="preserve"> </w:t>
-      </w:r>
-      <w:r>
-        <w:t>Testes</w:t>
-      </w:r>
-      <w:r>
-        <w:rPr>
-          <w:spacing w:val="-3"/>
-        </w:rPr>
-        <w:t xml:space="preserve"> </w:t>
-      </w:r>
-      <w:r>
-        <w:t>–</w:t>
-      </w:r>
-      <w:r>
-        <w:rPr>
-          <w:spacing w:val="-3"/>
+        <w:t>Review</w:t>
+      </w:r>
+      <w:r>
+        <w:rPr>
+          <w:spacing w:val="-2"/>
+        </w:rPr>
+        <w:t xml:space="preserve"> </w:t>
+      </w:r>
+      <w:r>
+        <w:t>da</w:t>
+      </w:r>
+      <w:r>
+        <w:rPr>
+          <w:spacing w:val="-2"/>
         </w:rPr>
         <w:t xml:space="preserve"> </w:t>
       </w:r>
@@ -5504,7 +5332,7 @@
       </w:r>
       <w:r>
         <w:rPr>
-          <w:spacing w:val="-3"/>
+          <w:spacing w:val="-1"/>
         </w:rPr>
         <w:t xml:space="preserve"> </w:t>
       </w:r>
@@ -5527,539 +5355,9 @@
         </w:tabs>
         <w:spacing w:before="80" w:line="293" w:lineRule="exact"/>
         <w:ind w:left="1080" w:hanging="359"/>
-        <w:rPr>
-          <w:sz w:val="24"/>
-        </w:rPr>
-      </w:pPr>
-      <w:r>
-        <w:rPr>
-          <w:sz w:val="24"/>
-        </w:rPr>
-        <w:t>Link</w:t>
-      </w:r>
-      <w:r>
-        <w:rPr>
-          <w:spacing w:val="-3"/>
-          <w:sz w:val="24"/>
-        </w:rPr>
-        <w:t xml:space="preserve"> </w:t>
-      </w:r>
-      <w:r>
-        <w:rPr>
-          <w:sz w:val="24"/>
-        </w:rPr>
-        <w:t>do</w:t>
-      </w:r>
-      <w:r>
-        <w:rPr>
-          <w:spacing w:val="-3"/>
-          <w:sz w:val="24"/>
-        </w:rPr>
-        <w:t xml:space="preserve"> </w:t>
-      </w:r>
-      <w:r>
-        <w:rPr>
-          <w:sz w:val="24"/>
-        </w:rPr>
-        <w:t>repositório</w:t>
-      </w:r>
-      <w:r>
-        <w:rPr>
-          <w:spacing w:val="-3"/>
-          <w:sz w:val="24"/>
-        </w:rPr>
-        <w:t xml:space="preserve"> </w:t>
-      </w:r>
-      <w:r>
-        <w:rPr>
-          <w:sz w:val="24"/>
-        </w:rPr>
-        <w:t>contendo</w:t>
-      </w:r>
-      <w:r>
-        <w:rPr>
-          <w:spacing w:val="-3"/>
-          <w:sz w:val="24"/>
-        </w:rPr>
-        <w:t xml:space="preserve"> </w:t>
-      </w:r>
-      <w:r>
-        <w:rPr>
-          <w:sz w:val="24"/>
-        </w:rPr>
-        <w:t>a</w:t>
-      </w:r>
-      <w:r>
-        <w:rPr>
-          <w:spacing w:val="-3"/>
-          <w:sz w:val="24"/>
-        </w:rPr>
-        <w:t xml:space="preserve"> </w:t>
-      </w:r>
-      <w:r>
-        <w:rPr>
-          <w:spacing w:val="-2"/>
-          <w:sz w:val="24"/>
-        </w:rPr>
-        <w:t>implementação.</w:t>
-      </w:r>
-    </w:p>
-    <w:p>
-      <w:pPr>
-        <w:pStyle w:val="PargrafodaLista"/>
-        <w:numPr>
-          <w:ilvl w:val="2"/>
-          <w:numId w:val="11"/>
-        </w:numPr>
-        <w:tabs>
-          <w:tab w:val="left" w:pos="1080"/>
-        </w:tabs>
-        <w:spacing w:line="292" w:lineRule="exact"/>
-        <w:ind w:left="1080" w:hanging="359"/>
-        <w:rPr>
-          <w:sz w:val="24"/>
-        </w:rPr>
-      </w:pPr>
-      <w:r>
-        <w:rPr>
-          <w:sz w:val="24"/>
-        </w:rPr>
-        <w:t>Algoritmos</w:t>
-      </w:r>
-      <w:r>
-        <w:rPr>
-          <w:spacing w:val="-5"/>
-          <w:sz w:val="24"/>
-        </w:rPr>
-        <w:t xml:space="preserve"> </w:t>
-      </w:r>
-      <w:r>
-        <w:rPr>
-          <w:sz w:val="24"/>
-        </w:rPr>
-        <w:t>ou</w:t>
-      </w:r>
-      <w:r>
-        <w:rPr>
-          <w:spacing w:val="-2"/>
-          <w:sz w:val="24"/>
-        </w:rPr>
-        <w:t xml:space="preserve"> </w:t>
-      </w:r>
-      <w:r>
-        <w:rPr>
-          <w:sz w:val="24"/>
-        </w:rPr>
-        <w:t>estruturas</w:t>
-      </w:r>
-      <w:r>
-        <w:rPr>
-          <w:spacing w:val="-2"/>
-          <w:sz w:val="24"/>
-        </w:rPr>
-        <w:t xml:space="preserve"> </w:t>
-      </w:r>
-      <w:r>
-        <w:rPr>
-          <w:sz w:val="24"/>
-        </w:rPr>
-        <w:t>de</w:t>
-      </w:r>
-      <w:r>
-        <w:rPr>
-          <w:spacing w:val="-2"/>
-          <w:sz w:val="24"/>
-        </w:rPr>
-        <w:t xml:space="preserve"> </w:t>
-      </w:r>
-      <w:r>
-        <w:rPr>
-          <w:sz w:val="24"/>
-        </w:rPr>
-        <w:t>dados</w:t>
-      </w:r>
-      <w:r>
-        <w:rPr>
-          <w:spacing w:val="-3"/>
-          <w:sz w:val="24"/>
-        </w:rPr>
-        <w:t xml:space="preserve"> </w:t>
-      </w:r>
-      <w:r>
-        <w:rPr>
-          <w:sz w:val="24"/>
-        </w:rPr>
-        <w:t>obrigatórias</w:t>
-      </w:r>
-      <w:r>
-        <w:rPr>
-          <w:spacing w:val="-2"/>
-          <w:sz w:val="24"/>
-        </w:rPr>
-        <w:t xml:space="preserve"> implementadas.</w:t>
-      </w:r>
-    </w:p>
-    <w:p>
-      <w:pPr>
-        <w:pStyle w:val="PargrafodaLista"/>
-        <w:numPr>
-          <w:ilvl w:val="2"/>
-          <w:numId w:val="11"/>
-        </w:numPr>
-        <w:tabs>
-          <w:tab w:val="left" w:pos="1080"/>
-        </w:tabs>
-        <w:spacing w:line="292" w:lineRule="exact"/>
-        <w:ind w:left="1080" w:hanging="359"/>
-        <w:rPr>
-          <w:sz w:val="24"/>
-        </w:rPr>
-      </w:pPr>
-      <w:r>
-        <w:rPr>
-          <w:sz w:val="24"/>
-        </w:rPr>
-        <w:t>Abordagem</w:t>
-      </w:r>
-      <w:r>
-        <w:rPr>
-          <w:spacing w:val="-3"/>
-          <w:sz w:val="24"/>
-        </w:rPr>
-        <w:t xml:space="preserve"> </w:t>
-      </w:r>
-      <w:r>
-        <w:rPr>
-          <w:sz w:val="24"/>
-        </w:rPr>
-        <w:t>de</w:t>
-      </w:r>
-      <w:r>
-        <w:rPr>
-          <w:spacing w:val="-2"/>
-          <w:sz w:val="24"/>
-        </w:rPr>
-        <w:t xml:space="preserve"> </w:t>
-      </w:r>
-      <w:r>
-        <w:rPr>
-          <w:sz w:val="24"/>
-        </w:rPr>
-        <w:t>testes</w:t>
-      </w:r>
-      <w:r>
-        <w:rPr>
-          <w:spacing w:val="-2"/>
-          <w:sz w:val="24"/>
-        </w:rPr>
-        <w:t xml:space="preserve"> </w:t>
-      </w:r>
-      <w:r>
-        <w:rPr>
-          <w:sz w:val="24"/>
-        </w:rPr>
-        <w:t>adotada</w:t>
-      </w:r>
-      <w:r>
-        <w:rPr>
-          <w:spacing w:val="-3"/>
-          <w:sz w:val="24"/>
-        </w:rPr>
-        <w:t xml:space="preserve"> </w:t>
-      </w:r>
-      <w:r>
-        <w:rPr>
-          <w:sz w:val="24"/>
-        </w:rPr>
-        <w:t>(BDD</w:t>
-      </w:r>
-      <w:r>
-        <w:rPr>
-          <w:spacing w:val="-2"/>
-          <w:sz w:val="24"/>
-        </w:rPr>
-        <w:t xml:space="preserve"> </w:t>
-      </w:r>
-      <w:r>
-        <w:rPr>
-          <w:sz w:val="24"/>
-        </w:rPr>
-        <w:t>e</w:t>
-      </w:r>
-      <w:r>
-        <w:rPr>
-          <w:spacing w:val="-2"/>
-          <w:sz w:val="24"/>
-        </w:rPr>
-        <w:t xml:space="preserve"> TDD).</w:t>
-      </w:r>
-    </w:p>
-    <w:p>
-      <w:pPr>
-        <w:pStyle w:val="PargrafodaLista"/>
-        <w:numPr>
-          <w:ilvl w:val="2"/>
-          <w:numId w:val="11"/>
-        </w:numPr>
-        <w:tabs>
-          <w:tab w:val="left" w:pos="1080"/>
-        </w:tabs>
-        <w:spacing w:line="292" w:lineRule="exact"/>
-        <w:ind w:left="1080" w:hanging="359"/>
-        <w:rPr>
-          <w:sz w:val="24"/>
-        </w:rPr>
-      </w:pPr>
-      <w:r>
-        <w:rPr>
-          <w:sz w:val="24"/>
-        </w:rPr>
-        <w:t>Testes</w:t>
-      </w:r>
-      <w:r>
-        <w:rPr>
-          <w:spacing w:val="-3"/>
-          <w:sz w:val="24"/>
-        </w:rPr>
-        <w:t xml:space="preserve"> </w:t>
-      </w:r>
-      <w:r>
-        <w:rPr>
-          <w:sz w:val="24"/>
-        </w:rPr>
-        <w:t>de</w:t>
-      </w:r>
-      <w:r>
-        <w:rPr>
-          <w:spacing w:val="-2"/>
-          <w:sz w:val="24"/>
-        </w:rPr>
-        <w:t xml:space="preserve"> </w:t>
-      </w:r>
-      <w:r>
-        <w:rPr>
-          <w:sz w:val="24"/>
-        </w:rPr>
-        <w:t>BDD</w:t>
-      </w:r>
-      <w:r>
-        <w:rPr>
-          <w:spacing w:val="-3"/>
-          <w:sz w:val="24"/>
-        </w:rPr>
-        <w:t xml:space="preserve"> </w:t>
-      </w:r>
-      <w:r>
-        <w:rPr>
-          <w:sz w:val="24"/>
-        </w:rPr>
-        <w:t>documentados</w:t>
-      </w:r>
-      <w:r>
-        <w:rPr>
-          <w:spacing w:val="-2"/>
-          <w:sz w:val="24"/>
-        </w:rPr>
-        <w:t xml:space="preserve"> </w:t>
-      </w:r>
-      <w:r>
-        <w:rPr>
-          <w:sz w:val="24"/>
-        </w:rPr>
-        <w:t>para</w:t>
-      </w:r>
-      <w:r>
-        <w:rPr>
-          <w:spacing w:val="-3"/>
-          <w:sz w:val="24"/>
-        </w:rPr>
-        <w:t xml:space="preserve"> </w:t>
-      </w:r>
-      <w:r>
-        <w:rPr>
-          <w:sz w:val="24"/>
-        </w:rPr>
-        <w:t>os</w:t>
-      </w:r>
-      <w:r>
-        <w:rPr>
-          <w:spacing w:val="-3"/>
-          <w:sz w:val="24"/>
-        </w:rPr>
-        <w:t xml:space="preserve"> </w:t>
-      </w:r>
-      <w:r>
-        <w:rPr>
-          <w:sz w:val="24"/>
-        </w:rPr>
-        <w:t>principais</w:t>
-      </w:r>
-      <w:r>
-        <w:rPr>
-          <w:spacing w:val="-4"/>
-          <w:sz w:val="24"/>
-        </w:rPr>
-        <w:t xml:space="preserve"> </w:t>
-      </w:r>
-      <w:r>
-        <w:rPr>
-          <w:sz w:val="24"/>
-        </w:rPr>
-        <w:t>cartões</w:t>
-      </w:r>
-      <w:r>
-        <w:rPr>
-          <w:spacing w:val="-2"/>
-          <w:sz w:val="24"/>
-        </w:rPr>
-        <w:t xml:space="preserve"> </w:t>
-      </w:r>
-      <w:r>
-        <w:rPr>
-          <w:sz w:val="24"/>
-        </w:rPr>
-        <w:t>de</w:t>
-      </w:r>
-      <w:r>
-        <w:rPr>
-          <w:spacing w:val="-2"/>
-          <w:sz w:val="24"/>
-        </w:rPr>
-        <w:t xml:space="preserve"> história.</w:t>
-      </w:r>
-    </w:p>
-    <w:p>
-      <w:pPr>
-        <w:pStyle w:val="PargrafodaLista"/>
-        <w:numPr>
-          <w:ilvl w:val="2"/>
-          <w:numId w:val="11"/>
-        </w:numPr>
-        <w:tabs>
-          <w:tab w:val="left" w:pos="1080"/>
-        </w:tabs>
-        <w:spacing w:line="293" w:lineRule="exact"/>
-        <w:ind w:left="1080" w:hanging="359"/>
-        <w:rPr>
-          <w:sz w:val="24"/>
-        </w:rPr>
-      </w:pPr>
-      <w:r>
-        <w:rPr>
-          <w:sz w:val="24"/>
-        </w:rPr>
-        <w:t>Evidências</w:t>
-      </w:r>
-      <w:r>
-        <w:rPr>
-          <w:spacing w:val="-3"/>
-          <w:sz w:val="24"/>
-        </w:rPr>
-        <w:t xml:space="preserve"> </w:t>
-      </w:r>
-      <w:r>
-        <w:rPr>
-          <w:sz w:val="24"/>
-        </w:rPr>
-        <w:t>de</w:t>
-      </w:r>
-      <w:r>
-        <w:rPr>
-          <w:spacing w:val="-3"/>
-          <w:sz w:val="24"/>
-        </w:rPr>
-        <w:t xml:space="preserve"> </w:t>
-      </w:r>
-      <w:r>
-        <w:rPr>
-          <w:sz w:val="24"/>
-        </w:rPr>
-        <w:t>testes</w:t>
-      </w:r>
-      <w:r>
-        <w:rPr>
-          <w:spacing w:val="-3"/>
-          <w:sz w:val="24"/>
-        </w:rPr>
-        <w:t xml:space="preserve"> </w:t>
-      </w:r>
-      <w:r>
-        <w:rPr>
-          <w:sz w:val="24"/>
-        </w:rPr>
-        <w:t>unitários</w:t>
-      </w:r>
-      <w:r>
-        <w:rPr>
-          <w:spacing w:val="-4"/>
-          <w:sz w:val="24"/>
-        </w:rPr>
-        <w:t xml:space="preserve"> </w:t>
-      </w:r>
-      <w:r>
-        <w:rPr>
-          <w:sz w:val="24"/>
-        </w:rPr>
-        <w:t>e</w:t>
-      </w:r>
-      <w:r>
-        <w:rPr>
-          <w:spacing w:val="-3"/>
-          <w:sz w:val="24"/>
-        </w:rPr>
-        <w:t xml:space="preserve"> </w:t>
-      </w:r>
-      <w:r>
-        <w:rPr>
-          <w:sz w:val="24"/>
-        </w:rPr>
-        <w:t>de</w:t>
-      </w:r>
-      <w:r>
-        <w:rPr>
-          <w:spacing w:val="-3"/>
-          <w:sz w:val="24"/>
-        </w:rPr>
-        <w:t xml:space="preserve"> </w:t>
-      </w:r>
-      <w:r>
-        <w:rPr>
-          <w:sz w:val="24"/>
-        </w:rPr>
-        <w:t>integração</w:t>
-      </w:r>
-      <w:r>
-        <w:rPr>
-          <w:spacing w:val="-3"/>
-          <w:sz w:val="24"/>
-        </w:rPr>
-        <w:t xml:space="preserve"> </w:t>
-      </w:r>
-      <w:r>
-        <w:rPr>
-          <w:sz w:val="24"/>
-        </w:rPr>
-        <w:t>(prints</w:t>
-      </w:r>
-      <w:r>
-        <w:rPr>
-          <w:spacing w:val="-4"/>
-          <w:sz w:val="24"/>
-        </w:rPr>
-        <w:t xml:space="preserve"> </w:t>
-      </w:r>
-      <w:r>
-        <w:rPr>
-          <w:sz w:val="24"/>
-        </w:rPr>
-        <w:t>ou</w:t>
-      </w:r>
-      <w:r>
-        <w:rPr>
-          <w:spacing w:val="-2"/>
-          <w:sz w:val="24"/>
-        </w:rPr>
-        <w:t xml:space="preserve"> links).</w:t>
+      </w:pPr>
+      <w:r>
+        <w:t xml:space="preserve">Não estamos nem com 10% do objetivo concluido. Para a proxima sprint devemos priorizar o Login do usuário, que são requisitos de alta prioridade, mas que são rápidos de fazer. </w:t>
       </w:r>
     </w:p>
     <w:p>
@@ -6072,17 +5370,16 @@
         <w:tabs>
           <w:tab w:val="left" w:pos="983"/>
         </w:tabs>
-        <w:spacing w:before="158"/>
         <w:ind w:hanging="622"/>
       </w:pPr>
-      <w:bookmarkStart w:id="7" w:name="_bookmark6"/>
+      <w:bookmarkStart w:id="7" w:name="_bookmark7"/>
       <w:bookmarkEnd w:id="7"/>
       <w:r>
-        <w:t>Review</w:t>
-      </w:r>
-      <w:r>
-        <w:rPr>
-          <w:spacing w:val="-2"/>
+        <w:t>Retrospectiva</w:t>
+      </w:r>
+      <w:r>
+        <w:rPr>
+          <w:spacing w:val="-5"/>
         </w:rPr>
         <w:t xml:space="preserve"> </w:t>
       </w:r>
@@ -6091,7 +5388,7 @@
       </w:r>
       <w:r>
         <w:rPr>
-          <w:spacing w:val="-2"/>
+          <w:spacing w:val="-4"/>
         </w:rPr>
         <w:t xml:space="preserve"> </w:t>
       </w:r>
@@ -6100,7 +5397,7 @@
       </w:r>
       <w:r>
         <w:rPr>
-          <w:spacing w:val="-1"/>
+          <w:spacing w:val="-4"/>
         </w:rPr>
         <w:t xml:space="preserve"> </w:t>
       </w:r>
@@ -6131,343 +5428,7 @@
         <w:rPr>
           <w:sz w:val="24"/>
         </w:rPr>
-        <w:t>Relato</w:t>
-      </w:r>
-      <w:r>
-        <w:rPr>
-          <w:spacing w:val="-2"/>
-          <w:sz w:val="24"/>
-        </w:rPr>
-        <w:t xml:space="preserve"> </w:t>
-      </w:r>
-      <w:r>
-        <w:rPr>
-          <w:sz w:val="24"/>
-        </w:rPr>
-        <w:t>dos</w:t>
-      </w:r>
-      <w:r>
-        <w:rPr>
-          <w:spacing w:val="-1"/>
-          <w:sz w:val="24"/>
-        </w:rPr>
-        <w:t xml:space="preserve"> </w:t>
-      </w:r>
-      <w:r>
-        <w:rPr>
-          <w:sz w:val="24"/>
-        </w:rPr>
-        <w:t>resultados</w:t>
-      </w:r>
-      <w:r>
-        <w:rPr>
-          <w:spacing w:val="-2"/>
-          <w:sz w:val="24"/>
-        </w:rPr>
-        <w:t xml:space="preserve"> </w:t>
-      </w:r>
-      <w:r>
-        <w:rPr>
-          <w:sz w:val="24"/>
-        </w:rPr>
-        <w:t>obtidos</w:t>
-      </w:r>
-      <w:r>
-        <w:rPr>
-          <w:spacing w:val="-1"/>
-          <w:sz w:val="24"/>
-        </w:rPr>
-        <w:t xml:space="preserve"> </w:t>
-      </w:r>
-      <w:r>
-        <w:rPr>
-          <w:sz w:val="24"/>
-        </w:rPr>
-        <w:t>na</w:t>
-      </w:r>
-      <w:r>
-        <w:rPr>
-          <w:spacing w:val="-1"/>
-          <w:sz w:val="24"/>
-        </w:rPr>
-        <w:t xml:space="preserve"> </w:t>
-      </w:r>
-      <w:r>
-        <w:rPr>
-          <w:spacing w:val="-2"/>
-          <w:sz w:val="24"/>
-        </w:rPr>
-        <w:t>Sprint.</w:t>
-      </w:r>
-    </w:p>
-    <w:p>
-      <w:pPr>
-        <w:pStyle w:val="PargrafodaLista"/>
-        <w:numPr>
-          <w:ilvl w:val="2"/>
-          <w:numId w:val="11"/>
-        </w:numPr>
-        <w:tabs>
-          <w:tab w:val="left" w:pos="1080"/>
-        </w:tabs>
-        <w:spacing w:line="292" w:lineRule="exact"/>
-        <w:ind w:left="1080" w:hanging="359"/>
-        <w:rPr>
-          <w:sz w:val="24"/>
-        </w:rPr>
-      </w:pPr>
-      <w:r>
-        <w:rPr>
-          <w:sz w:val="24"/>
-        </w:rPr>
-        <w:t>Objetivo</w:t>
-      </w:r>
-      <w:r>
-        <w:rPr>
-          <w:spacing w:val="-5"/>
-          <w:sz w:val="24"/>
-        </w:rPr>
-        <w:t xml:space="preserve"> </w:t>
-      </w:r>
-      <w:r>
-        <w:rPr>
-          <w:sz w:val="24"/>
-        </w:rPr>
-        <w:t>foi</w:t>
-      </w:r>
-      <w:r>
-        <w:rPr>
-          <w:spacing w:val="-4"/>
-          <w:sz w:val="24"/>
-        </w:rPr>
-        <w:t xml:space="preserve"> </w:t>
-      </w:r>
-      <w:r>
-        <w:rPr>
-          <w:spacing w:val="-2"/>
-          <w:sz w:val="24"/>
-        </w:rPr>
-        <w:t>cumprido?</w:t>
-      </w:r>
-    </w:p>
-    <w:p>
-      <w:pPr>
-        <w:pStyle w:val="PargrafodaLista"/>
-        <w:numPr>
-          <w:ilvl w:val="2"/>
-          <w:numId w:val="11"/>
-        </w:numPr>
-        <w:tabs>
-          <w:tab w:val="left" w:pos="1080"/>
-        </w:tabs>
-        <w:spacing w:line="292" w:lineRule="exact"/>
-        <w:ind w:left="1080" w:hanging="359"/>
-        <w:rPr>
-          <w:sz w:val="24"/>
-        </w:rPr>
-      </w:pPr>
-      <w:r>
-        <w:rPr>
-          <w:sz w:val="24"/>
-        </w:rPr>
-        <w:t>Planejamento</w:t>
-      </w:r>
-      <w:r>
-        <w:rPr>
-          <w:spacing w:val="-7"/>
-          <w:sz w:val="24"/>
-        </w:rPr>
-        <w:t xml:space="preserve"> </w:t>
-      </w:r>
-      <w:r>
-        <w:rPr>
-          <w:sz w:val="24"/>
-        </w:rPr>
-        <w:t>para</w:t>
-      </w:r>
-      <w:r>
-        <w:rPr>
-          <w:spacing w:val="-4"/>
-          <w:sz w:val="24"/>
-        </w:rPr>
-        <w:t xml:space="preserve"> </w:t>
-      </w:r>
-      <w:r>
-        <w:rPr>
-          <w:sz w:val="24"/>
-        </w:rPr>
-        <w:t>a</w:t>
-      </w:r>
-      <w:r>
-        <w:rPr>
-          <w:spacing w:val="-5"/>
-          <w:sz w:val="24"/>
-        </w:rPr>
-        <w:t xml:space="preserve"> </w:t>
-      </w:r>
-      <w:r>
-        <w:rPr>
-          <w:sz w:val="24"/>
-        </w:rPr>
-        <w:t>próxima</w:t>
-      </w:r>
-      <w:r>
-        <w:rPr>
-          <w:spacing w:val="-4"/>
-          <w:sz w:val="24"/>
-        </w:rPr>
-        <w:t xml:space="preserve"> </w:t>
-      </w:r>
-      <w:r>
-        <w:rPr>
-          <w:spacing w:val="-2"/>
-          <w:sz w:val="24"/>
-        </w:rPr>
-        <w:t>Sprint.</w:t>
-      </w:r>
-    </w:p>
-    <w:p>
-      <w:pPr>
-        <w:pStyle w:val="PargrafodaLista"/>
-        <w:numPr>
-          <w:ilvl w:val="2"/>
-          <w:numId w:val="11"/>
-        </w:numPr>
-        <w:tabs>
-          <w:tab w:val="left" w:pos="1080"/>
-        </w:tabs>
-        <w:spacing w:line="293" w:lineRule="exact"/>
-        <w:ind w:left="1080" w:hanging="359"/>
-        <w:rPr>
-          <w:sz w:val="24"/>
-        </w:rPr>
-      </w:pPr>
-      <w:r>
-        <w:rPr>
-          <w:sz w:val="24"/>
-        </w:rPr>
-        <w:t>Feedback</w:t>
-      </w:r>
-      <w:r>
-        <w:rPr>
-          <w:spacing w:val="-8"/>
-          <w:sz w:val="24"/>
-        </w:rPr>
-        <w:t xml:space="preserve"> </w:t>
-      </w:r>
-      <w:r>
-        <w:rPr>
-          <w:sz w:val="24"/>
-        </w:rPr>
-        <w:t>do</w:t>
-      </w:r>
-      <w:r>
-        <w:rPr>
-          <w:spacing w:val="-4"/>
-          <w:sz w:val="24"/>
-        </w:rPr>
-        <w:t xml:space="preserve"> </w:t>
-      </w:r>
-      <w:r>
-        <w:rPr>
-          <w:sz w:val="24"/>
-        </w:rPr>
-        <w:t>parceiro</w:t>
-      </w:r>
-      <w:r>
-        <w:rPr>
-          <w:spacing w:val="-4"/>
-          <w:sz w:val="24"/>
-        </w:rPr>
-        <w:t xml:space="preserve"> </w:t>
-      </w:r>
-      <w:r>
-        <w:rPr>
-          <w:sz w:val="24"/>
-        </w:rPr>
-        <w:t>testando</w:t>
-      </w:r>
-      <w:r>
-        <w:rPr>
-          <w:spacing w:val="-4"/>
-          <w:sz w:val="24"/>
-        </w:rPr>
-        <w:t xml:space="preserve"> </w:t>
-      </w:r>
-      <w:r>
-        <w:rPr>
-          <w:sz w:val="24"/>
-        </w:rPr>
-        <w:t>essa</w:t>
-      </w:r>
-      <w:r>
-        <w:rPr>
-          <w:spacing w:val="-4"/>
-          <w:sz w:val="24"/>
-        </w:rPr>
-        <w:t xml:space="preserve"> </w:t>
-      </w:r>
-      <w:r>
-        <w:rPr>
-          <w:spacing w:val="-2"/>
-          <w:sz w:val="24"/>
-        </w:rPr>
-        <w:t>Sprint.</w:t>
-      </w:r>
-    </w:p>
-    <w:p>
-      <w:pPr>
-        <w:pStyle w:val="Corpodetexto"/>
-        <w:spacing w:before="158"/>
-        <w:ind w:left="0" w:firstLine="0"/>
-      </w:pPr>
-    </w:p>
-    <w:p>
-      <w:pPr>
-        <w:pStyle w:val="Ttulo1"/>
-        <w:numPr>
-          <w:ilvl w:val="1"/>
-          <w:numId w:val="11"/>
-        </w:numPr>
-        <w:tabs>
-          <w:tab w:val="left" w:pos="983"/>
-        </w:tabs>
-        <w:ind w:hanging="622"/>
-      </w:pPr>
-      <w:bookmarkStart w:id="8" w:name="_bookmark7"/>
-      <w:bookmarkEnd w:id="8"/>
-      <w:r>
-        <w:t>Retrospectiva</w:t>
-      </w:r>
-      <w:r>
-        <w:rPr>
-          <w:spacing w:val="-5"/>
-        </w:rPr>
-        <w:t xml:space="preserve"> </w:t>
-      </w:r>
-      <w:r>
-        <w:t>da</w:t>
-      </w:r>
-      <w:r>
-        <w:rPr>
-          <w:spacing w:val="-4"/>
-        </w:rPr>
-        <w:t xml:space="preserve"> </w:t>
-      </w:r>
-      <w:r>
-        <w:t>Sprint</w:t>
-      </w:r>
-      <w:r>
-        <w:rPr>
-          <w:spacing w:val="-4"/>
-        </w:rPr>
-        <w:t xml:space="preserve"> </w:t>
-      </w:r>
-      <w:r>
-        <w:rPr>
-          <w:spacing w:val="-10"/>
-        </w:rPr>
-        <w:t>1</w:t>
+        <w:t>A prototipação das telas ficou excelente com muito fidelidade, mas ainda falta comprometimento por parte da equipe de outros áreas.</w:t>
       </w:r>
     </w:p>
     <w:p>
@@ -6490,258 +5451,10 @@
         <w:rPr>
           <w:sz w:val="24"/>
         </w:rPr>
-        <w:t>Avaliação</w:t>
-      </w:r>
-      <w:r>
-        <w:rPr>
-          <w:spacing w:val="-7"/>
-          <w:sz w:val="24"/>
-        </w:rPr>
-        <w:t xml:space="preserve"> </w:t>
-      </w:r>
-      <w:r>
-        <w:rPr>
-          <w:sz w:val="24"/>
-        </w:rPr>
-        <w:t>do</w:t>
-      </w:r>
-      <w:r>
-        <w:rPr>
-          <w:spacing w:val="-4"/>
-          <w:sz w:val="24"/>
-        </w:rPr>
-        <w:t xml:space="preserve"> </w:t>
-      </w:r>
-      <w:r>
-        <w:rPr>
-          <w:sz w:val="24"/>
-        </w:rPr>
-        <w:t>desempenho</w:t>
-      </w:r>
-      <w:r>
-        <w:rPr>
-          <w:spacing w:val="-4"/>
-          <w:sz w:val="24"/>
-        </w:rPr>
-        <w:t xml:space="preserve"> </w:t>
-      </w:r>
-      <w:r>
-        <w:rPr>
-          <w:sz w:val="24"/>
-        </w:rPr>
-        <w:t>do</w:t>
-      </w:r>
-      <w:r>
-        <w:rPr>
-          <w:spacing w:val="-4"/>
-          <w:sz w:val="24"/>
-        </w:rPr>
-        <w:t xml:space="preserve"> </w:t>
-      </w:r>
-      <w:r>
-        <w:rPr>
-          <w:spacing w:val="-2"/>
-          <w:sz w:val="24"/>
-        </w:rPr>
-        <w:t>time.</w:t>
-      </w:r>
-    </w:p>
-    <w:p>
-      <w:pPr>
-        <w:pStyle w:val="PargrafodaLista"/>
-        <w:numPr>
-          <w:ilvl w:val="2"/>
-          <w:numId w:val="11"/>
-        </w:numPr>
-        <w:tabs>
-          <w:tab w:val="left" w:pos="1080"/>
-        </w:tabs>
-        <w:spacing w:line="292" w:lineRule="exact"/>
-        <w:ind w:left="1080" w:hanging="359"/>
-        <w:rPr>
-          <w:sz w:val="24"/>
-        </w:rPr>
-      </w:pPr>
-      <w:r>
-        <w:rPr>
-          <w:sz w:val="24"/>
-        </w:rPr>
-        <w:t>Pontos</w:t>
-      </w:r>
-      <w:r>
-        <w:rPr>
-          <w:spacing w:val="-1"/>
-          <w:sz w:val="24"/>
-        </w:rPr>
-        <w:t xml:space="preserve"> </w:t>
-      </w:r>
-      <w:r>
-        <w:rPr>
-          <w:sz w:val="24"/>
-        </w:rPr>
-        <w:t xml:space="preserve">fortes e fracos da </w:t>
-      </w:r>
-      <w:r>
-        <w:rPr>
-          <w:spacing w:val="-2"/>
-          <w:sz w:val="24"/>
-        </w:rPr>
-        <w:t>Sprint.</w:t>
-      </w:r>
-    </w:p>
-    <w:p>
-      <w:pPr>
-        <w:pStyle w:val="PargrafodaLista"/>
-        <w:numPr>
-          <w:ilvl w:val="2"/>
-          <w:numId w:val="11"/>
-        </w:numPr>
-        <w:tabs>
-          <w:tab w:val="left" w:pos="1080"/>
-        </w:tabs>
-        <w:spacing w:line="293" w:lineRule="exact"/>
-        <w:ind w:left="1080" w:hanging="359"/>
-        <w:rPr>
-          <w:sz w:val="24"/>
-        </w:rPr>
-      </w:pPr>
-      <w:r>
-        <w:rPr>
-          <w:sz w:val="24"/>
-        </w:rPr>
-        <w:t>O</w:t>
-      </w:r>
-      <w:r>
-        <w:rPr>
-          <w:spacing w:val="-2"/>
-          <w:sz w:val="24"/>
-        </w:rPr>
-        <w:t xml:space="preserve"> </w:t>
-      </w:r>
-      <w:r>
-        <w:rPr>
-          <w:sz w:val="24"/>
-        </w:rPr>
-        <w:t>que</w:t>
-      </w:r>
-      <w:r>
-        <w:rPr>
-          <w:spacing w:val="-1"/>
-          <w:sz w:val="24"/>
-        </w:rPr>
-        <w:t xml:space="preserve"> </w:t>
-      </w:r>
-      <w:r>
-        <w:rPr>
-          <w:sz w:val="24"/>
-        </w:rPr>
-        <w:t>manter</w:t>
-      </w:r>
-      <w:r>
-        <w:rPr>
-          <w:spacing w:val="-2"/>
-          <w:sz w:val="24"/>
-        </w:rPr>
-        <w:t xml:space="preserve"> </w:t>
-      </w:r>
-      <w:r>
-        <w:rPr>
-          <w:sz w:val="24"/>
-        </w:rPr>
-        <w:t>e</w:t>
-      </w:r>
-      <w:r>
-        <w:rPr>
-          <w:spacing w:val="-1"/>
-          <w:sz w:val="24"/>
-        </w:rPr>
-        <w:t xml:space="preserve"> </w:t>
-      </w:r>
-      <w:r>
-        <w:rPr>
-          <w:sz w:val="24"/>
-        </w:rPr>
-        <w:t>o</w:t>
-      </w:r>
-      <w:r>
-        <w:rPr>
-          <w:spacing w:val="-1"/>
-          <w:sz w:val="24"/>
-        </w:rPr>
-        <w:t xml:space="preserve"> </w:t>
-      </w:r>
-      <w:r>
-        <w:rPr>
-          <w:sz w:val="24"/>
-        </w:rPr>
-        <w:t>que</w:t>
-      </w:r>
-      <w:r>
-        <w:rPr>
-          <w:spacing w:val="-2"/>
-          <w:sz w:val="24"/>
-        </w:rPr>
-        <w:t xml:space="preserve"> </w:t>
-      </w:r>
-      <w:r>
-        <w:rPr>
-          <w:sz w:val="24"/>
-        </w:rPr>
-        <w:t>melhorar</w:t>
-      </w:r>
-      <w:r>
-        <w:rPr>
-          <w:spacing w:val="-1"/>
-          <w:sz w:val="24"/>
-        </w:rPr>
-        <w:t xml:space="preserve"> </w:t>
-      </w:r>
-      <w:r>
-        <w:rPr>
-          <w:sz w:val="24"/>
-        </w:rPr>
-        <w:t>para</w:t>
-      </w:r>
-      <w:r>
-        <w:rPr>
-          <w:spacing w:val="-2"/>
-          <w:sz w:val="24"/>
-        </w:rPr>
-        <w:t xml:space="preserve"> </w:t>
-      </w:r>
-      <w:r>
-        <w:rPr>
-          <w:sz w:val="24"/>
-        </w:rPr>
-        <w:t>a</w:t>
-      </w:r>
-      <w:r>
-        <w:rPr>
-          <w:spacing w:val="-1"/>
-          <w:sz w:val="24"/>
-        </w:rPr>
-        <w:t xml:space="preserve"> </w:t>
-      </w:r>
-      <w:r>
-        <w:rPr>
-          <w:sz w:val="24"/>
-        </w:rPr>
-        <w:t>próxima</w:t>
-      </w:r>
-      <w:r>
-        <w:rPr>
-          <w:spacing w:val="-1"/>
-          <w:sz w:val="24"/>
-        </w:rPr>
-        <w:t xml:space="preserve"> </w:t>
-      </w:r>
-      <w:r>
-        <w:rPr>
-          <w:spacing w:val="-2"/>
-          <w:sz w:val="24"/>
-        </w:rPr>
-        <w:t>Sprint.</w:t>
-      </w:r>
+        <w:t>Para proxima Sprint será necessário mais comprometimento da equipe por igual em todas as áreas do projeto.</w:t>
+      </w:r>
+      <w:bookmarkStart w:id="8" w:name="_GoBack"/>
+      <w:bookmarkEnd w:id="8"/>
     </w:p>
     <w:p>
       <w:pPr>
@@ -7904,7 +6617,7 @@
                               <w:position w:val="-3"/>
                               <w:sz w:val="24"/>
                             </w:rPr>
-                            <w:t>6</w:t>
+                            <w:t>8</w:t>
                           </w:r>
                           <w:r>
                             <w:rPr>
@@ -8184,7 +6897,7 @@
                         <w:position w:val="-3"/>
                         <w:sz w:val="24"/>
                       </w:rPr>
-                      <w:t>6</w:t>
+                      <w:t>8</w:t>
                     </w:r>
                     <w:r>
                       <w:rPr>
@@ -10510,6 +9223,7 @@
   <w:style w:type="character" w:default="1" w:styleId="Fontepargpadro">
     <w:name w:val="Default Paragraph Font"/>
     <w:uiPriority w:val="1"/>
+    <w:semiHidden/>
     <w:unhideWhenUsed/>
   </w:style>
   <w:style w:type="table" w:default="1" w:styleId="Tabelanormal">

--- a/docs/annotated-Doc Produto Software.docx-1.docx
+++ b/docs/annotated-Doc Produto Software.docx-1.docx
@@ -5032,8 +5032,9 @@
       </w:r>
       <w:r>
         <w:rPr>
+          <w:noProof/>
           <w:spacing w:val="-2"/>
-          <w:lang w:val="pt-BR"/>
+          <w:lang w:val="pt-BR" w:eastAsia="pt-BR"/>
         </w:rPr>
         <w:drawing>
           <wp:inline distT="0" distB="0" distL="0" distR="0" wp14:anchorId="1D6CD231" wp14:editId="382DA5D7">
@@ -5232,14 +5233,15 @@
       </w:r>
       <w:r>
         <w:rPr>
-          <w:spacing w:val="-10"/>
+          <w:noProof/>
+          <w:lang w:val="pt-BR" w:eastAsia="pt-BR"/>
         </w:rPr>
         <w:lastRenderedPageBreak/>
         <w:drawing>
-          <wp:inline distT="0" distB="0" distL="0" distR="0" wp14:anchorId="4B566D35" wp14:editId="73679F09">
-            <wp:extent cx="5487035" cy="3006725"/>
-            <wp:effectExtent l="0" t="0" r="0" b="3175"/>
-            <wp:docPr id="10" name="Imagem 10"/>
+          <wp:inline distT="0" distB="0" distL="0" distR="0" wp14:anchorId="7003BF05" wp14:editId="2F75201A">
+            <wp:extent cx="4763165" cy="4515480"/>
+            <wp:effectExtent l="0" t="0" r="0" b="0"/>
+            <wp:docPr id="5" name="Imagem 5"/>
             <wp:cNvGraphicFramePr>
               <a:graphicFrameLocks xmlns:a="http://schemas.openxmlformats.org/drawingml/2006/main" noChangeAspect="1"/>
             </wp:cNvGraphicFramePr>
@@ -5259,6 +5261,48 @@
                   <pic:spPr>
                     <a:xfrm>
                       <a:off x="0" y="0"/>
+                      <a:ext cx="4763165" cy="4515480"/>
+                    </a:xfrm>
+                    <a:prstGeom prst="rect">
+                      <a:avLst/>
+                    </a:prstGeom>
+                  </pic:spPr>
+                </pic:pic>
+              </a:graphicData>
+            </a:graphic>
+          </wp:inline>
+        </w:drawing>
+      </w:r>
+      <w:r>
+        <w:rPr>
+          <w:noProof/>
+          <w:spacing w:val="-10"/>
+          <w:lang w:val="pt-BR" w:eastAsia="pt-BR"/>
+        </w:rPr>
+        <w:drawing>
+          <wp:inline distT="0" distB="0" distL="0" distR="0" wp14:anchorId="4B566D35" wp14:editId="73679F09">
+            <wp:extent cx="5487035" cy="3006725"/>
+            <wp:effectExtent l="0" t="0" r="0" b="3175"/>
+            <wp:docPr id="10" name="Imagem 10"/>
+            <wp:cNvGraphicFramePr>
+              <a:graphicFrameLocks xmlns:a="http://schemas.openxmlformats.org/drawingml/2006/main" noChangeAspect="1"/>
+            </wp:cNvGraphicFramePr>
+            <a:graphic xmlns:a="http://schemas.openxmlformats.org/drawingml/2006/main">
+              <a:graphicData uri="http://schemas.openxmlformats.org/drawingml/2006/picture">
+                <pic:pic xmlns:pic="http://schemas.openxmlformats.org/drawingml/2006/picture">
+                  <pic:nvPicPr>
+                    <pic:cNvPr id="1" name=""/>
+                    <pic:cNvPicPr/>
+                  </pic:nvPicPr>
+                  <pic:blipFill>
+                    <a:blip r:embed="rId11"/>
+                    <a:stretch>
+                      <a:fillRect/>
+                    </a:stretch>
+                  </pic:blipFill>
+                  <pic:spPr>
+                    <a:xfrm>
+                      <a:off x="0" y="0"/>
                       <a:ext cx="5487035" cy="3006725"/>
                     </a:xfrm>
                     <a:prstGeom prst="rect">
@@ -5357,6 +5401,7 @@
         <w:ind w:left="1080" w:hanging="359"/>
       </w:pPr>
       <w:r>
+        <w:lastRenderedPageBreak/>
         <w:t xml:space="preserve">Não estamos nem com 10% do objetivo concluido. Para a proxima sprint devemos priorizar o Login do usuário, que são requisitos de alta prioridade, mas que são rápidos de fazer. </w:t>
       </w:r>
     </w:p>
@@ -5453,8 +5498,6 @@
         </w:rPr>
         <w:t>Para proxima Sprint será necessário mais comprometimento da equipe por igual em todas as áreas do projeto.</w:t>
       </w:r>
-      <w:bookmarkStart w:id="8" w:name="_GoBack"/>
-      <w:bookmarkEnd w:id="8"/>
     </w:p>
     <w:p>
       <w:pPr>
@@ -5475,8 +5518,8 @@
         </w:tabs>
         <w:ind w:hanging="355"/>
       </w:pPr>
-      <w:bookmarkStart w:id="9" w:name="_bookmark8"/>
-      <w:bookmarkEnd w:id="9"/>
+      <w:bookmarkStart w:id="8" w:name="_bookmark8"/>
+      <w:bookmarkEnd w:id="8"/>
       <w:r>
         <w:t xml:space="preserve">Sprint </w:t>
       </w:r>
@@ -5716,8 +5759,8 @@
         </w:tabs>
         <w:ind w:hanging="355"/>
       </w:pPr>
-      <w:bookmarkStart w:id="10" w:name="_bookmark9"/>
-      <w:bookmarkEnd w:id="10"/>
+      <w:bookmarkStart w:id="9" w:name="_bookmark9"/>
+      <w:bookmarkEnd w:id="9"/>
       <w:r>
         <w:t>Registro</w:t>
       </w:r>
@@ -5842,6 +5885,8 @@
         </w:rPr>
         <w:t>Participantes.</w:t>
       </w:r>
+      <w:bookmarkStart w:id="10" w:name="_GoBack"/>
+      <w:bookmarkEnd w:id="10"/>
     </w:p>
     <w:p>
       <w:pPr>
@@ -6617,7 +6662,7 @@
                               <w:position w:val="-3"/>
                               <w:sz w:val="24"/>
                             </w:rPr>
-                            <w:t>8</w:t>
+                            <w:t>9</w:t>
                           </w:r>
                           <w:r>
                             <w:rPr>
@@ -6897,7 +6942,7 @@
                         <w:position w:val="-3"/>
                         <w:sz w:val="24"/>
                       </w:rPr>
-                      <w:t>8</w:t>
+                      <w:t>9</w:t>
                     </w:r>
                     <w:r>
                       <w:rPr>
